--- a/AI_Digital_Twin_Chapters_2_and_3.docx
+++ b/AI_Digital_Twin_Chapters_2_and_3.docx
@@ -6875,44 +6875,25 @@
         <w:jc w:val="both"/>
       </w:pPr>
       <w:r>
-        <w:t xml:space="preserve">Second, the field began to move beyond invasive arterial lines. </w:t>
-      </w:r>
-      <w:proofErr w:type="spellStart"/>
-      <w:r>
-        <w:t>Choe</w:t>
-      </w:r>
-      <w:proofErr w:type="spellEnd"/>
-      <w:r>
-        <w:t xml:space="preserve"> and colleagues [9] demonstrated that deep learning algorithms based purely on routinely available non-invasive </w:t>
-      </w:r>
-      <w:r>
-        <w:lastRenderedPageBreak/>
-        <w:t xml:space="preserve">monitors, the non-invasive blood pressure cuff, the ECG, the pulse oximeter, the </w:t>
-      </w:r>
-      <w:proofErr w:type="spellStart"/>
-      <w:r>
-        <w:t>capnograph</w:t>
-      </w:r>
-      <w:proofErr w:type="spellEnd"/>
-      <w:r>
-        <w:t xml:space="preserve">, and the </w:t>
-      </w:r>
-      <w:proofErr w:type="spellStart"/>
-      <w:r>
-        <w:t>bispectral</w:t>
-      </w:r>
-      <w:proofErr w:type="spellEnd"/>
-      <w:r>
-        <w:t xml:space="preserve"> index, could predict hypotension five minutes in advance with internal-validation AUROC of 0.917 and external-validation AUROC of 0.833 on data from a different hospital. This was important because the original </w:t>
-      </w:r>
-      <w:proofErr w:type="spellStart"/>
-      <w:r>
-        <w:t>Hatib</w:t>
-      </w:r>
-      <w:proofErr w:type="spellEnd"/>
-      <w:r>
-        <w:t xml:space="preserve"> system required an arterial catheter, which is only used in a minority of surgeries. Non-invasive prediction opens hypotension forecasting to most of the world's surgical patients.</w:t>
-      </w:r>
+        <w:t>Second, the field began to move beyond invasive arterial lines. Jeong and colleagues [9] demonstrated that deep learning algorithms based purely on routinely available non-invasive monitors, the non-invasive blood pressure cuff, the ECG, the pulse oximeter, the capnograph, and the bispectral index, could predict hypotension five minutes in advance with internal-validation AUROC of 0.917 and external-validation AUROC of 0.833 on data from a different hospital. This was important because the original Hatib system required an arterial catheter, which is only used in a minority of surgeries. Non-invasive prediction opens hypotension forecasting to most of the world's surgical patients.</w:t>
+      </w:r>
+      <w:proofErr w:type="spellStart"/>
+      <w:r/>
+      <w:proofErr w:type="spellEnd"/>
+      <w:r/>
+      <w:r/>
+      <w:proofErr w:type="spellStart"/>
+      <w:r/>
+      <w:proofErr w:type="spellEnd"/>
+      <w:r/>
+      <w:proofErr w:type="spellStart"/>
+      <w:r/>
+      <w:proofErr w:type="spellEnd"/>
+      <w:r/>
+      <w:proofErr w:type="spellStart"/>
+      <w:r/>
+      <w:proofErr w:type="spellEnd"/>
+      <w:r/>
     </w:p>
     <w:p>
       <w:pPr>
@@ -6920,24 +6901,16 @@
         <w:jc w:val="both"/>
       </w:pPr>
       <w:r>
-        <w:t xml:space="preserve">Third, hybrid CNN-RNN architectures and ensembles began to outperform pure CNNs. Jo and colleagues [10] reported a STEP-OP system based on a weighted-average ensemble of CNN and recurrent neural networks trained on more than 18,000 </w:t>
-      </w:r>
-      <w:proofErr w:type="spellStart"/>
-      <w:r>
-        <w:t>VitalDB</w:t>
-      </w:r>
-      <w:proofErr w:type="spellEnd"/>
-      <w:r>
-        <w:t xml:space="preserve"> cases. </w:t>
-      </w:r>
-      <w:proofErr w:type="spellStart"/>
-      <w:r>
-        <w:t>Roh</w:t>
-      </w:r>
-      <w:proofErr w:type="spellEnd"/>
-      <w:r>
-        <w:t xml:space="preserve"> and colleagues [11] showed that gradient boosting machines and hybrid CNN-GRU networks fed with both waveforms and personalized clinical covariates reached AUROCs of 0.94, with accuracy of 0.88 at the five-minute horizon.</w:t>
-      </w:r>
+        <w:t>Third, hybrid CNN-RNN architectures and ensembles began to outperform pure CNNs. Choe and colleagues [10] reported a STEP-OP system based on a weighted-average ensemble of CNN and recurrent neural networks trained on more than 18,000 VitalDB cases. Shim and colleagues [11] showed that gradient boosting machines and hybrid CNN-GRU networks fed with both waveforms and personalized clinical covariates reached AUROCs of 0.94, with accuracy of 0.88 at the five-minute horizon.</w:t>
+      </w:r>
+      <w:proofErr w:type="spellStart"/>
+      <w:r/>
+      <w:proofErr w:type="spellEnd"/>
+      <w:r/>
+      <w:proofErr w:type="spellStart"/>
+      <w:r/>
+      <w:proofErr w:type="spellEnd"/>
+      <w:r/>
     </w:p>
     <w:p>
       <w:pPr>
@@ -6978,7 +6951,7 @@
       </w:r>
       <w:proofErr w:type="spellEnd"/>
       <w:r>
-        <w:t>. The transformer offered better calibration and sensitivity than gradient-boosted baselines at five-, ten-, and fifteen-minute horizons. A 2025 cross-center evaluation by Wang and colleagues [13] argued that previous AUROC numbers had been inflated by selection bias, particularly the exclusion of borderline blood pressure cases between 65 and 75 millimeters of mercury. When models were forced to operate on this gray zone, AI predictors still outperformed simple threshold rules, but by less than the headline numbers suggested. The takeaway is that the next frontier is not bigger AUROCs, but reliability across different patient populations and across the ambiguous cases where decisions are actually difficult.</w:t>
+        <w:t>. The transformer offered better calibration and sensitivity than gradient-boosted baselines at five-, ten-, and fifteen-minute horizons. A 2025 cross-center evaluation by Chaari and colleagues [13] argued that previous AUROC numbers had been inflated by selection bias, particularly the exclusion of borderline blood pressure cases between 65 and 75 millimeters of mercury. When models were forced to operate on this gray zone, AI predictors still outperformed simple threshold rules, but by less than the headline numbers suggested. The takeaway is that the next frontier is not bigger AUROCs, but reliability across different patient populations and across the ambiguous cases where decisions are actually difficult.</w:t>
       </w:r>
     </w:p>
     <w:p>
@@ -7053,25 +7026,16 @@
         <w:jc w:val="both"/>
       </w:pPr>
       <w:r>
-        <w:lastRenderedPageBreak/>
-        <w:t xml:space="preserve">Concrete implementations have followed. </w:t>
-      </w:r>
-      <w:proofErr w:type="spellStart"/>
-      <w:r>
-        <w:t>Defraeye</w:t>
-      </w:r>
-      <w:proofErr w:type="spellEnd"/>
-      <w:r>
-        <w:t xml:space="preserve"> and colleagues [16] built a physics-based digital twin of transdermal fentanyl delivery for chronic pain management, integrating drug uptake, pharmacokinetics, and pharmacodynamics for individual patients. A 2025 comprehensive review in Frontiers in Digital Health [17] documented digital twin applications across cardiac, neurological, respiratory, metabolic, hepatic, oncological, and cellular domains, including a critical-care education twin that simulates patient conditions and responses during the first six hours of critical illness, and a population-scale cardiac twin built from a 3,461-patient cohort. </w:t>
-      </w:r>
-      <w:proofErr w:type="spellStart"/>
-      <w:r>
-        <w:t>Kovatchev</w:t>
-      </w:r>
-      <w:proofErr w:type="spellEnd"/>
-      <w:r>
-        <w:t xml:space="preserve"> and colleagues [18] demonstrated that whole-body metabolic twins can drive measurable improvements in glucose control in type-2 diabetes.</w:t>
-      </w:r>
+        <w:t>Concrete implementations have followed. Defraeye and colleagues [16] built a physics-based digital twin of transdermal fentanyl delivery for chronic pain management, integrating drug uptake, pharmacokinetics, and pharmacodynamics for individual patients. A 2025 comprehensive review in Frontiers in Digital Health [17] documented digital twin applications across cardiac, neurological, respiratory, metabolic, hepatic, oncological, and cellular domains, including a critical-care education twin that simulates patient conditions and responses during the first six hours of critical illness, and a population-scale cardiac twin built from a 3,461-patient cohort. Shamanna and colleagues [18] demonstrated that whole-body metabolic twins can drive measurable improvements in glucose control in type-2 diabetes.</w:t>
+      </w:r>
+      <w:proofErr w:type="spellStart"/>
+      <w:r/>
+      <w:proofErr w:type="spellEnd"/>
+      <w:r/>
+      <w:proofErr w:type="spellStart"/>
+      <w:r/>
+      <w:proofErr w:type="spellEnd"/>
+      <w:r/>
     </w:p>
     <w:p>
       <w:pPr>
@@ -7079,7 +7043,7 @@
         <w:jc w:val="both"/>
       </w:pPr>
       <w:r>
-        <w:t xml:space="preserve">Within anesthesia specifically, work has begun on digital twins for closed-loop control. A 2025 paper in Anesthesiology [19] described a digital twin of a depth-of-anesthesia controller, built in MATLAB-Simulink on top of a population pharmacokinetic model of </w:t>
+        <w:t xml:space="preserve">Within anesthesia specifically, work has begun on digital twins for closed-loop control. A 2025 paper in SIMULATION [19] described a digital twin of a depth-of-anesthesia controller, built in MATLAB-Simulink on top of a population pharmacokinetic model of </w:t>
       </w:r>
       <w:proofErr w:type="spellStart"/>
       <w:r>
@@ -8604,32 +8568,20 @@
         <w:jc w:val="both"/>
       </w:pPr>
       <w:r>
-        <w:t xml:space="preserve">This temporal taxonomy matters for the design of any predictive system. The relative weight of pharmacological versus surgical drivers shifts substantially across the three phases, and a model that performs well during </w:t>
-      </w:r>
-      <w:proofErr w:type="spellStart"/>
-      <w:r>
-        <w:t>postinduction</w:t>
-      </w:r>
-      <w:proofErr w:type="spellEnd"/>
-      <w:r>
-        <w:t xml:space="preserve"> may perform poorly during late intraoperative hypotension if its features and label distribution are not balanced across phases. </w:t>
-      </w:r>
-      <w:proofErr w:type="spellStart"/>
-      <w:r>
-        <w:t>Choe</w:t>
-      </w:r>
-      <w:proofErr w:type="spellEnd"/>
-      <w:r>
-        <w:t xml:space="preserve"> and colleagues [9] explicitly stratified their performance reports by surgical phase and found that AUROC was approximately 0.05 lower during the late intraoperative phase than during the </w:t>
-      </w:r>
-      <w:proofErr w:type="spellStart"/>
-      <w:r>
-        <w:t>postinduction</w:t>
-      </w:r>
-      <w:proofErr w:type="spellEnd"/>
-      <w:r>
-        <w:t xml:space="preserve"> phase, consistent with the hypothesis that surgical drivers are intrinsically harder to predict than pharmacological drivers. The methodology proposed in Chapter 3 retains this stratification in the evaluation framework.</w:t>
-      </w:r>
+        <w:t>This temporal taxonomy matters for the design of any predictive system. The relative weight of pharmacological versus surgical drivers shifts substantially across the three phases, and a model that performs well during postinduction may perform poorly during late intraoperative hypotension if its features and label distribution are not balanced across phases. Jeong and colleagues [9] explicitly stratified their performance reports by surgical phase and found that AUROC was approximately 0.05 lower during the late intraoperative phase than during the postinduction phase, consistent with the hypothesis that surgical drivers are intrinsically harder to predict than pharmacological drivers. The methodology proposed in Chapter 3 retains this stratification in the evaluation framework.</w:t>
+      </w:r>
+      <w:proofErr w:type="spellStart"/>
+      <w:r/>
+      <w:proofErr w:type="spellEnd"/>
+      <w:r/>
+      <w:proofErr w:type="spellStart"/>
+      <w:r/>
+      <w:proofErr w:type="spellEnd"/>
+      <w:r/>
+      <w:proofErr w:type="spellStart"/>
+      <w:r/>
+      <w:proofErr w:type="spellEnd"/>
+      <w:r/>
     </w:p>
     <w:p>
       <w:pPr>
@@ -9610,29 +9562,18 @@
       </w:pPr>
       <w:proofErr w:type="spellStart"/>
       <w:r>
-        <w:lastRenderedPageBreak/>
-        <w:t>Choe</w:t>
-      </w:r>
-      <w:proofErr w:type="spellEnd"/>
-      <w:r>
-        <w:t xml:space="preserve"> and colleagues [9] extended this work to the non-invasive setting in 2024. Recognizing that the original HPI required an arterial catheter (which is used in only a minority of surgeries), they trained a deep learning model on routinely available non-invasive monitors only: the non-invasive blood pressure cuff, the electrocardiogram, the pulse oximeter, the </w:t>
-      </w:r>
-      <w:proofErr w:type="spellStart"/>
-      <w:r>
-        <w:t>capnograph</w:t>
-      </w:r>
-      <w:proofErr w:type="spellEnd"/>
-      <w:r>
-        <w:t xml:space="preserve">, and the </w:t>
-      </w:r>
-      <w:proofErr w:type="spellStart"/>
-      <w:r>
-        <w:t>bispectral</w:t>
-      </w:r>
-      <w:proofErr w:type="spellEnd"/>
-      <w:r>
-        <w:t xml:space="preserve"> index. The model achieved an internal-validation AUROC of 0.917 and an external-validation AUROC of 0.833 on a held-out cohort from a different hospital. The drop from internal to external validation is typical of perioperative AI work and underscores the importance of cross-center evaluation, but the absolute external AUROC of 0.833 is sufficient to be clinically useful and opens the technique to the substantial majority of surgeries that do not place an arterial line.</w:t>
-      </w:r>
+        <w:t>Jeong and colleagues [9] extended this work to the non-invasive setting in 2024. Recognizing that the original HPI required an arterial catheter (which is used in only a minority of surgeries), they trained a deep learning model on routinely available non-invasive monitors only: the non-invasive blood pressure cuff, the electrocardiogram, the pulse oximeter, the capnograph, and the bispectral index. The model achieved an internal-validation AUROC of 0.917 and an external-validation AUROC of 0.833 on a held-out cohort from a different hospital. The drop from internal to external validation is typical of perioperative AI work and underscores the importance of cross-center evaluation, but the absolute external AUROC of 0.833 is sufficient to be clinically useful and opens the technique to the substantial majority of surgeries that do not place an arterial line.</w:t>
+      </w:r>
+      <w:proofErr w:type="spellEnd"/>
+      <w:r/>
+      <w:proofErr w:type="spellStart"/>
+      <w:r/>
+      <w:proofErr w:type="spellEnd"/>
+      <w:r/>
+      <w:proofErr w:type="spellStart"/>
+      <w:r/>
+      <w:proofErr w:type="spellEnd"/>
+      <w:r/>
     </w:p>
     <w:p>
       <w:pPr>
@@ -9640,32 +9581,20 @@
         <w:jc w:val="both"/>
       </w:pPr>
       <w:r>
-        <w:t xml:space="preserve">Jo and colleagues' STEP-OP system [10] demonstrated that ensembles of CNN and recurrent architectures outperformed pure CNN baselines, and that combining waveform and tabular clinical features further improved performance. </w:t>
-      </w:r>
-      <w:proofErr w:type="spellStart"/>
-      <w:r>
-        <w:t>Roh</w:t>
-      </w:r>
-      <w:proofErr w:type="spellEnd"/>
-      <w:r>
-        <w:t xml:space="preserve"> and colleagues [11], in a 2025 study using gradient-boosted trees and hybrid CNN-GRU architectures fed with both waveforms and personalized clinical covariates, reported AUROCs of 0.94 and accuracies of 0.88 at the five-minute horizon. The convergent finding across these studies is that hybrid </w:t>
-      </w:r>
-      <w:proofErr w:type="spellStart"/>
-      <w:r>
-        <w:t>spatio</w:t>
-      </w:r>
-      <w:proofErr w:type="spellEnd"/>
-      <w:r>
-        <w:t xml:space="preserve">-temporal architectures consistently outperform either purely convolutional or purely recurrent alternatives, and that the addition of static clinical covariates as a parallel branch consistently adds incremental value over </w:t>
-      </w:r>
-      <w:proofErr w:type="spellStart"/>
-      <w:r>
-        <w:t>biosignals</w:t>
-      </w:r>
-      <w:proofErr w:type="spellEnd"/>
-      <w:r>
-        <w:t xml:space="preserve"> alone.</w:t>
-      </w:r>
+        <w:t>Choe and colleagues' STEP-OP system [10] demonstrated that ensembles of CNN and recurrent architectures outperformed pure CNN baselines, and that combining waveform and tabular clinical features further improved performance. Shim and colleagues [11], in a 2025 study using gradient-boosted trees and hybrid CNN-GRU architectures fed with both waveforms and personalized clinical covariates, reported AUROCs of 0.94 and accuracies of 0.88 at the five-minute horizon. The convergent finding across these studies is that hybrid spatio-temporal architectures consistently outperform either purely convolutional or purely recurrent alternatives, and that the addition of static clinical covariates as a parallel branch consistently adds incremental value over biosignals alone.</w:t>
+      </w:r>
+      <w:proofErr w:type="spellStart"/>
+      <w:r/>
+      <w:proofErr w:type="spellEnd"/>
+      <w:r/>
+      <w:proofErr w:type="spellStart"/>
+      <w:r/>
+      <w:proofErr w:type="spellEnd"/>
+      <w:r/>
+      <w:proofErr w:type="spellStart"/>
+      <w:r/>
+      <w:proofErr w:type="spellEnd"/>
+      <w:r/>
     </w:p>
     <w:p>
       <w:pPr>
@@ -10103,32 +10032,20 @@
         <w:jc w:val="both"/>
       </w:pPr>
       <w:r>
-        <w:t xml:space="preserve">Outside cardiology, </w:t>
-      </w:r>
-      <w:proofErr w:type="spellStart"/>
-      <w:r>
-        <w:t>Kovatchev</w:t>
-      </w:r>
-      <w:proofErr w:type="spellEnd"/>
-      <w:r>
-        <w:t xml:space="preserve"> and colleagues [18] reported a whole-body metabolic digital twin for type-2 diabetes management, demonstrating that twin-guided therapy adjustments produced measurable improvements in glucose control. The University Medical Center Groningen group has reported a digital twin of a depth-of-anesthesia controller [19] built in MATLAB-Simulink on top of a population pharmacokinetic model of </w:t>
-      </w:r>
-      <w:proofErr w:type="spellStart"/>
-      <w:r>
-        <w:t>propofol</w:t>
-      </w:r>
-      <w:proofErr w:type="spellEnd"/>
-      <w:r>
-        <w:t xml:space="preserve">, intended for formal verification of closed-loop anesthesia algorithms before clinical deployment. A 2026 </w:t>
-      </w:r>
-      <w:proofErr w:type="spellStart"/>
-      <w:r>
-        <w:t>medRxiv</w:t>
-      </w:r>
-      <w:proofErr w:type="spellEnd"/>
-      <w:r>
-        <w:t xml:space="preserve"> preprint [39] reports a closed-loop digital twin framework for extracorporeal membrane oxygenation in critical care, integrating a mechanistic cardiopulmonary model with constrained model predictive control to support real-time adaptive decisions.</w:t>
-      </w:r>
+        <w:t>Outside cardiology, Shamanna and colleagues [18] reported a whole-body metabolic digital twin for type-2 diabetes management, demonstrating that twin-guided therapy adjustments produced measurable improvements in glucose control. The University Medical Center Groningen group has reported a digital twin of a depth-of-anesthesia controller [19] built in MATLAB-Simulink on top of a population pharmacokinetic model of propofol, intended for formal verification of closed-loop anesthesia algorithms before clinical deployment. A 2026 medRxiv preprint [39] reports a closed-loop digital twin framework for extracorporeal membrane oxygenation in critical care, integrating a mechanistic cardiopulmonary model with constrained model predictive control to support real-time adaptive decisions.</w:t>
+      </w:r>
+      <w:proofErr w:type="spellStart"/>
+      <w:r/>
+      <w:proofErr w:type="spellEnd"/>
+      <w:r/>
+      <w:proofErr w:type="spellStart"/>
+      <w:r/>
+      <w:proofErr w:type="spellEnd"/>
+      <w:r/>
+      <w:proofErr w:type="spellStart"/>
+      <w:r/>
+      <w:proofErr w:type="spellEnd"/>
+      <w:r/>
     </w:p>
     <w:p>
       <w:pPr>
@@ -11718,7 +11635,7 @@
                 <w:sz w:val="20"/>
                 <w:szCs w:val="20"/>
               </w:rPr>
-              <w:t>Choe</w:t>
+              <w:t>Jeong 2024 [9]</w:t>
             </w:r>
             <w:proofErr w:type="spellEnd"/>
             <w:r>
@@ -11726,7 +11643,6 @@
                 <w:sz w:val="20"/>
                 <w:szCs w:val="20"/>
               </w:rPr>
-              <w:t xml:space="preserve"> 2024 [9]</w:t>
             </w:r>
           </w:p>
         </w:tc>
@@ -14802,28 +14718,17 @@
         <w:jc w:val="both"/>
       </w:pPr>
       <w:r>
-        <w:t xml:space="preserve">These criteria are designed to align with the inclusion criteria of Lee 2021 [8] and </w:t>
-      </w:r>
-      <w:proofErr w:type="spellStart"/>
-      <w:r>
-        <w:t>Choe</w:t>
-      </w:r>
-      <w:proofErr w:type="spellEnd"/>
-      <w:r>
-        <w:t xml:space="preserve"> 2024 [9] so that the resulting cohort is comparable with prior published work. The preliminary cohort estimate, based on the published </w:t>
-      </w:r>
-      <w:proofErr w:type="spellStart"/>
-      <w:r>
-        <w:t>VitalDB</w:t>
-      </w:r>
-      <w:proofErr w:type="spellEnd"/>
-      <w:r>
-        <w:t xml:space="preserve"> clinical-information summary, is approximately 4,200 </w:t>
-      </w:r>
-      <w:r>
-        <w:lastRenderedPageBreak/>
-        <w:t>cases meeting all criteria. The exact final number is determined during preprocessing and will be reported in the implementation chapter.</w:t>
-      </w:r>
+        <w:t>These criteria are designed to align with the inclusion criteria of Lee 2021 [8] and Jeong 2024 [9] so that the resulting cohort is comparable with prior published work. The preliminary cohort estimate, based on the published VitalDB clinical-information summary, is approximately 4,200 cases meeting all criteria. The exact final number is determined during preprocessing and will be reported in the implementation chapter.</w:t>
+      </w:r>
+      <w:proofErr w:type="spellStart"/>
+      <w:r/>
+      <w:proofErr w:type="spellEnd"/>
+      <w:r/>
+      <w:proofErr w:type="spellStart"/>
+      <w:r/>
+      <w:proofErr w:type="spellEnd"/>
+      <w:r/>
+      <w:r/>
     </w:p>
     <w:p>
       <w:pPr>
@@ -18386,24 +18291,16 @@
         <w:jc w:val="both"/>
       </w:pPr>
       <w:r>
-        <w:t xml:space="preserve">Genuine cross-center external validation, in which the model trained on </w:t>
-      </w:r>
-      <w:proofErr w:type="spellStart"/>
-      <w:r>
-        <w:t>VitalDB</w:t>
-      </w:r>
-      <w:proofErr w:type="spellEnd"/>
-      <w:r>
-        <w:t xml:space="preserve"> is evaluated on data from a different institution, is identified as essential future work but is outside the scope of the FYP. The published cross-center evaluations referenced in Section 2.4.2, particularly </w:t>
-      </w:r>
-      <w:proofErr w:type="spellStart"/>
-      <w:r>
-        <w:t>Choe</w:t>
-      </w:r>
-      <w:proofErr w:type="spellEnd"/>
-      <w:r>
-        <w:t xml:space="preserve"> 2024 and Wang 2025, set the expectation that AUROC drops by approximately 0.08 between internal and external validation; any future deployment of the system would require an external-validation study before clinical use.</w:t>
-      </w:r>
+        <w:t>Genuine cross-center external validation, in which the model trained on VitalDB is evaluated on data from a different institution, is identified as essential future work but is outside the scope of the FYP. The published cross-center evaluations referenced in Section 2.4.2, particularly Jeong 2024 and Wang 2025, set the expectation that AUROC drops by approximately 0.08 between internal and external validation; any future deployment of the system would require an external-validation study before clinical use.</w:t>
+      </w:r>
+      <w:proofErr w:type="spellStart"/>
+      <w:r/>
+      <w:proofErr w:type="spellEnd"/>
+      <w:r/>
+      <w:proofErr w:type="spellStart"/>
+      <w:r/>
+      <w:proofErr w:type="spellEnd"/>
+      <w:r/>
     </w:p>
     <w:p>
       <w:pPr>
@@ -21080,7 +20977,7 @@
           <w:b/>
           <w:bCs/>
         </w:rPr>
-        <w:t>[37</w:t>
+        <w:t>[37]  Zhu, S., Shi, W., Qian, H., Tong, X., Hu, R., Bo, J., &amp; Gu, X. (2026). Transformer-based deep learning model for real-time prediction of intraoperative hypotension using dynamic time-series vital signs: a retrospective study. PLOS Medicine, 23(3), e1005024.</w:t>
       </w:r>
       <w:proofErr w:type="gramStart"/>
       <w:r>
@@ -21088,15 +20985,10 @@
           <w:b/>
           <w:bCs/>
         </w:rPr>
-        <w:t xml:space="preserve">]  </w:t>
-      </w:r>
-      <w:r>
-        <w:t>Liu</w:t>
-      </w:r>
-      <w:proofErr w:type="gramEnd"/>
-      <w:r>
-        <w:t>, J., Wang, X., Zhang, Y., Chen, H., Li, Y., et al. (2026). Transformer-based deep learning model for real-time prediction of intraoperative hypotension using dynamic time-series vital signs: a retrospective study. PLOS Medicine, 23(3), e1005024.</w:t>
-      </w:r>
+      </w:r>
+      <w:r/>
+      <w:proofErr w:type="gramEnd"/>
+      <w:r/>
     </w:p>
     <w:p>
       <w:pPr>
@@ -21109,7 +21001,7 @@
           <w:b/>
           <w:bCs/>
         </w:rPr>
-        <w:t>[38</w:t>
+        <w:t>[38]  Chaari, N., Winski, G., Hallbäck, M., Lundström, N., Björne, H., &amp; Jacobsson, M. (2025). Towards reliable prediction of intraoperative hypotension: a cross-center evaluation of deep learning-based and MAP-derived methods. Journal of Clinical Monitoring and Computing, 40(1), 43–57.</w:t>
       </w:r>
       <w:proofErr w:type="gramStart"/>
       <w:r>
@@ -21117,15 +21009,10 @@
           <w:b/>
           <w:bCs/>
         </w:rPr>
-        <w:t xml:space="preserve">]  </w:t>
-      </w:r>
-      <w:r>
-        <w:t>Wang</w:t>
-      </w:r>
-      <w:proofErr w:type="gramEnd"/>
-      <w:r>
-        <w:t>, Y., Lee, H. C., Liu, X., et al. (2025). Towards reliable prediction of intraoperative hypotension: a cross-center evaluation of deep learning-based and MAP-derived methods. Journal of Clinical Monitoring and Computing, 39(4), 1015–1027.</w:t>
-      </w:r>
+      </w:r>
+      <w:r/>
+      <w:proofErr w:type="gramEnd"/>
+      <w:r/>
     </w:p>
     <w:p>
       <w:pPr>
